--- a/resume.docx
+++ b/resume.docx
@@ -149,7 +149,7 @@
           <w:sz w:val="17"/>
           <w:szCs w:val="17"/>
         </w:rPr>
-        <w:instrText xml:space="preserve"> HYPERLINK "file://C:\\Users\\USER\\OneDrive\\Desktop\\tttt\\i.html" \l "projects" </w:instrText>
+        <w:instrText xml:space="preserve"> HYPERLINK "https://rishikrishna1708-tech.github.io/portfolio/" </w:instrText>
       </w:r>
       <w:r>
         <w:rPr>
@@ -178,6 +178,8 @@
         </w:rPr>
         <w:fldChar w:fldCharType="end"/>
       </w:r>
+      <w:bookmarkStart w:id="0" w:name="_GoBack"/>
+      <w:bookmarkEnd w:id="0"/>
     </w:p>
     <w:p>
       <w:pPr>
@@ -690,8 +692,6 @@
         </w:rPr>
         <w:t>Structured breakpoint-based layouts ensuring consistent UI across desktop, tablet, and mobile screens</w:t>
       </w:r>
-      <w:bookmarkStart w:id="0" w:name="_GoBack"/>
-      <w:bookmarkEnd w:id="0"/>
     </w:p>
     <w:p>
       <w:pPr>
